--- a/examples/lagmapping/doc/06-peaks-lag-mapping.docx
+++ b/examples/lagmapping/doc/06-peaks-lag-mapping.docx
@@ -230,7 +230,7 @@
               <a:graphicData uri="http://schemas.openxmlformats.org/drawingml/2006/picture">
                 <pic:pic>
                   <pic:nvPicPr>
-                    <pic:cNvPr descr="/home/gpca/tspredit/examples/lagmapping/doc/06-peaks-lag-mapping_files/48778a60058da14f47f273e8bbf6eeea1e3d2286.png" id="11" name="Picture"/>
+                    <pic:cNvPr descr="C:\Git\cefet-rj-dal\tspredit\examples\lagmapping\doc\06-peaks-lag-mapping_files/8126dbdc7e24d98ba0f89b3386f7ac9400365260.png" id="11" name="Picture"/>
                     <pic:cNvPicPr>
                       <a:picLocks noChangeArrowheads="1" noChangeAspect="1"/>
                     </pic:cNvPicPr>

--- a/examples/lagmapping/doc/06-peaks-lag-mapping.docx
+++ b/examples/lagmapping/doc/06-peaks-lag-mapping.docx
@@ -230,7 +230,7 @@
               <a:graphicData uri="http://schemas.openxmlformats.org/drawingml/2006/picture">
                 <pic:pic>
                   <pic:nvPicPr>
-                    <pic:cNvPr descr="C:\Git\cefet-rj-dal\tspredit\examples\lagmapping\doc\06-peaks-lag-mapping_files/8126dbdc7e24d98ba0f89b3386f7ac9400365260.png" id="11" name="Picture"/>
+                    <pic:cNvPr descr="C:\Git\dal\tspredit\examples\lagmapping\doc\06-peaks-lag-mapping_files/8126dbdc7e24d98ba0f89b3386f7ac9400365260.png" id="11" name="Picture"/>
                     <pic:cNvPicPr>
                       <a:picLocks noChangeArrowheads="1" noChangeAspect="1"/>
                     </pic:cNvPicPr>

--- a/examples/lagmapping/doc/06-peaks-lag-mapping.docx
+++ b/examples/lagmapping/doc/06-peaks-lag-mapping.docx
@@ -230,7 +230,7 @@
               <a:graphicData uri="http://schemas.openxmlformats.org/drawingml/2006/picture">
                 <pic:pic>
                   <pic:nvPicPr>
-                    <pic:cNvPr descr="C:\Git\dal\tspredit\examples\lagmapping\doc\06-peaks-lag-mapping_files/8126dbdc7e24d98ba0f89b3386f7ac9400365260.png" id="11" name="Picture"/>
+                    <pic:cNvPr descr="/home/gpca/tspredit/examples/lagmapping/doc/06-peaks-lag-mapping_files/48778a60058da14f47f273e8bbf6eeea1e3d2286.png" id="11" name="Picture"/>
                     <pic:cNvPicPr>
                       <a:picLocks noChangeArrowheads="1" noChangeAspect="1"/>
                     </pic:cNvPicPr>
